--- a/docs/resume.docx
+++ b/docs/resume.docx
@@ -79,7 +79,7 @@
               </w:rPr>
               <w:t xml:space="preserve">Laurel, MD · (443) 805-3963 · </w:t>
             </w:r>
-            <w:hyperlink w:history="1" r:id="rId2oykcipqwcoi6vwz8grxv">
+            <w:hyperlink w:history="1" r:id="rIdww-_mfgy0jdxnmbzidygg">
               <w:r>
                 <w:rPr>
                   <w:rFonts w:ascii="Helvetica Neue" w:cs="Helvetica Neue" w:eastAsia="Helvetica Neue" w:hAnsi="Helvetica Neue"/>
@@ -100,7 +100,7 @@
               </w:rPr>
               <w:t xml:space="preserve"> · </w:t>
             </w:r>
-            <w:hyperlink w:history="1" r:id="rIdnnhswi2xszjs5_uodvv6f">
+            <w:hyperlink w:history="1" r:id="rIds1b7z6mujla_zc2umvyhr">
               <w:r>
                 <w:rPr>
                   <w:rFonts w:ascii="Helvetica Neue" w:cs="Helvetica Neue" w:eastAsia="Helvetica Neue" w:hAnsi="Helvetica Neue"/>
@@ -121,7 +121,7 @@
               </w:rPr>
               <w:t xml:space="preserve"> · </w:t>
             </w:r>
-            <w:hyperlink w:history="1" r:id="rId3cu7q7wgutsqcruxr8_-u">
+            <w:hyperlink w:history="1" r:id="rIdfhzudhyixtgdm4yihwnye">
               <w:r>
                 <w:rPr>
                   <w:rFonts w:ascii="Helvetica Neue" w:cs="Helvetica Neue" w:eastAsia="Helvetica Neue" w:hAnsi="Helvetica Neue"/>
@@ -142,7 +142,7 @@
               </w:rPr>
               <w:t xml:space="preserve"> · </w:t>
             </w:r>
-            <w:hyperlink w:history="1" r:id="rIdv_fozsmwurmrsm-ze6aqs">
+            <w:hyperlink w:history="1" r:id="rIddij54t4kv5k_e_kfc_foo">
               <w:r>
                 <w:rPr>
                   <w:rFonts w:ascii="Helvetica Neue" w:cs="Helvetica Neue" w:eastAsia="Helvetica Neue" w:hAnsi="Helvetica Neue"/>
@@ -294,7 +294,7 @@
             <w:pPr>
               <w:spacing w:after="0" w:before="30"/>
             </w:pPr>
-            <w:hyperlink w:history="1" r:id="rIdbrxdwn7ejbixstxsps0g3">
+            <w:hyperlink w:history="1" r:id="rIdpboyjnx8i3jydtxm64ug8">
               <w:r>
                 <w:rPr>
                   <w:rFonts w:ascii="Helvetica Neue" w:cs="Helvetica Neue" w:eastAsia="Helvetica Neue" w:hAnsi="Helvetica Neue"/>
@@ -305,7 +305,7 @@
                   <w:szCs w:val="19"/>
                   <w:u w:val="single" w:color="1A1A1A"/>
                 </w:rPr>
-                <w:t xml:space="preserve">Sole Product Engineer — Athena</w:t>
+                <w:t xml:space="preserve">Sole Product Engineer — Athena (Independent Project)</w:t>
               </w:r>
             </w:hyperlink>
           </w:p>
@@ -464,7 +464,7 @@
             <w:pPr>
               <w:spacing w:after="0" w:before="30"/>
             </w:pPr>
-            <w:hyperlink w:history="1" r:id="rIdqekuptnhup4noq1bs0kai">
+            <w:hyperlink w:history="1" r:id="rIdsnylpxp8hlorzsrt0jjl5">
               <w:r>
                 <w:rPr>
                   <w:rFonts w:ascii="Helvetica Neue" w:cs="Helvetica Neue" w:eastAsia="Helvetica Neue" w:hAnsi="Helvetica Neue"/>
